--- a/rapports/16_02_2026/BLONDIN/coh_EQ37_sup_021201020022.docx
+++ b/rapports/16_02_2026/BLONDIN/coh_EQ37_sup_021201020022.docx
@@ -25,7 +25,7 @@
         <w:br/>
         <w:t>Grappe: 021201020022</w:t>
         <w:br/>
-        <w:t>Date: 16/02/2026 a 12:41</w:t>
+        <w:t>Date: 16/02/2026 a 12:58</w:t>
       </w:r>
     </w:p>
     <w:p/>

--- a/rapports/16_02_2026/BLONDIN/coh_EQ37_sup_021201020022.docx
+++ b/rapports/16_02_2026/BLONDIN/coh_EQ37_sup_021201020022.docx
@@ -25,7 +25,7 @@
         <w:br/>
         <w:t>Grappe: 021201020022</w:t>
         <w:br/>
-        <w:t>Date: 16/02/2026 a 12:58</w:t>
+        <w:t>Date: 16/02/2026 a 13:05</w:t>
       </w:r>
     </w:p>
     <w:p/>
@@ -188,38 +188,6 @@
                 <w:color w:val="FFFFFF"/>
               </w:rPr>
               <w:t>Nb erreurs</w:t>
-            </w:r>
-          </w:p>
-        </w:tc>
-      </w:tr>
-      <w:tr>
-        <w:tc>
-          <w:tcPr>
-            <w:tcW w:type="dxa" w:w="3324"/>
-          </w:tcPr>
-          <w:p>
-            <w:r>
-              <w:t>Section0</w:t>
-            </w:r>
-          </w:p>
-        </w:tc>
-        <w:tc>
-          <w:tcPr>
-            <w:tcW w:type="dxa" w:w="3324"/>
-          </w:tcPr>
-          <w:p>
-            <w:r>
-              <w:t>Identification et renseignements de controle</w:t>
-            </w:r>
-          </w:p>
-        </w:tc>
-        <w:tc>
-          <w:tcPr>
-            <w:tcW w:type="dxa" w:w="3324"/>
-          </w:tcPr>
-          <w:p>
-            <w:r>
-              <w:t>12</w:t>
             </w:r>
           </w:p>
         </w:tc>
@@ -316,6 +284,38 @@
           <w:p>
             <w:r>
               <w:t>12</w:t>
+            </w:r>
+          </w:p>
+        </w:tc>
+      </w:tr>
+      <w:tr>
+        <w:tc>
+          <w:tcPr>
+            <w:tcW w:type="dxa" w:w="3324"/>
+          </w:tcPr>
+          <w:p>
+            <w:r>
+              <w:t>Section0</w:t>
+            </w:r>
+          </w:p>
+        </w:tc>
+        <w:tc>
+          <w:tcPr>
+            <w:tcW w:type="dxa" w:w="3324"/>
+          </w:tcPr>
+          <w:p>
+            <w:r>
+              <w:t>Identification et renseignements de controle</w:t>
+            </w:r>
+          </w:p>
+        </w:tc>
+        <w:tc>
+          <w:tcPr>
+            <w:tcW w:type="dxa" w:w="3324"/>
+          </w:tcPr>
+          <w:p>
+            <w:r>
+              <w:t>11</w:t>
             </w:r>
           </w:p>
         </w:tc>
@@ -507,7 +507,7 @@
           </w:tcPr>
           <w:p>
             <w:r>
-              <w:t>8</w:t>
+              <w:t>7</w:t>
             </w:r>
           </w:p>
         </w:tc>
@@ -1034,7 +1034,7 @@
         <w:rPr>
           <w:sz w:val="20"/>
         </w:rPr>
-        <w:t>- La dernière fois que vous avez acheté Viande de bœuf: filet, faux-filet est chez le voisin et semble exister dans les modalités, prière de prendre attache avec le QG pour plus d'explication afin de la classer bien. Attention ! Le prix unitaire d'achat (1000 Fcfa) de Oignon frais en Kg (taille unique) est relativement élevé par rapport aux autres prix observés dans cette zone. Prière de corriger ou de confirmer avec le QG. Avertissement!!! Le ménage a consommé 14 Sachets Moyen de Sucre en poudre , cette quantité semble anormale pour une consommation des 7 derniers jours.Prière de corriger ou de confirmer avec le QG. Avertissement!!! Le ménage a consommé 20 Pièce Petit de Sucre en morceaux, cette quantité semble anormale pour une consommation des 7 derniers jours.Prière de corriger ou de confirmer avec le QG. Avertissement!!! Le ménage a consommé 7 Paquet Petit de Thé en sachet, cette quantité semble anormale pour une consommation des 7 derniers jours.Prière de corriger ou de confirmer avec le QG. Avertissement!! le prix unitaire (125 Fcfa) de Thé en sachet (unité: Paquet) de taille Petit est très faible ou élevé. Prière de corriger ou de confirmer avec le QG. Attention ! Le prix unitaire d'achat (125 Fcfa) de Thé en sachet en Paquet (Petit) est relativement élevé par rapport aux autres prix observés dans cette zone. Prière de corriger ou de confirmer avec le QG. Incohérence!! Dans ce ménage, chaque individus consomme par jour 29.53041 Kg  de cereale; Prière de revoir les quantités prises de ces produits. Le prix d'achat unitaire (1500 Fcfa) de Sel en Sac (25 Kg) de taille taille unique est très faible, prière de regarder les reponses prises dans les questions s07bq07a s07bq07b s07bq07c s07bq08 pour mieux corriger. Difficile de consommer le Sel en Kg taille unique prière de verifier.</w:t>
+        <w:t>- La dernière fois que vous avez acheté Viande de bœuf: filet, faux-filet est chez le voisin et semble exister dans les modalités, prière de prendre attache avec le QG pour plus d'explication afin de la classer bien. Attention ! Le prix unitaire d'achat (100 Fcfa) de Poivre en Sachets (Moyen) est relativement faible par rapport aux autres prix observés dans cette zone. Prière de corriger ou de confirmer avec le QG. Attention ! Le prix unitaire d'achat (1000 Fcfa) de Oignon frais en Kg (taille unique) est relativement élevé par rapport aux autres prix observés dans cette zone. Prière de corriger ou de confirmer avec le QG. Attention ! Le prix unitaire d'achat (1200 Fcfa) de Cube alimentaire (Maggi, Jumbo, ) en Tablette (Moyen) est relativement faible par rapport aux autres prix observés dans cette zone. Prière de corriger ou de confirmer avec le QG. Avertissement!!! Le ménage a consommé 14 Sachets Moyen de Sucre en poudre , cette quantité semble anormale pour une consommation des 7 derniers jours.Prière de corriger ou de confirmer avec le QG. Avertissement!!! Le ménage a consommé 20 Pièce Petit de Sucre en morceaux, cette quantité semble anormale pour une consommation des 7 derniers jours.Prière de corriger ou de confirmer avec le QG. Avertissement!!! Le ménage a consommé 7 Paquet Petit de Thé en sachet, cette quantité semble anormale pour une consommation des 7 derniers jours.Prière de corriger ou de confirmer avec le QG. Avertissement!! le prix unitaire (125 Fcfa) de Thé en sachet (unité: Paquet) de taille Petit est très faible ou élevé. Prière de corriger ou de confirmer avec le QG. Attention ! Le prix unitaire d'achat (125 Fcfa) de Thé en sachet en Paquet (Petit) est relativement élevé par rapport aux autres prix observés dans cette zone. Prière de corriger ou de confirmer avec le QG. Incohérence!! Dans ce ménage, chaque individus consomme par jour 55.45633 Kg  de cereale; Prière de revoir les quantités prises de ces produits. Le prix d'achat unitaire (1500 Fcfa) de Sel en Sac (25 Kg) de taille taille unique est très faible, prière de regarder les reponses prises dans les questions s07bq07a s07bq07b s07bq07c s07bq08 pour mieux corriger. Difficile de consommer le Sel en Kg taille unique prière de verifier.</w:t>
       </w:r>
     </w:p>
     <w:p>
@@ -1716,7 +1716,7 @@
         <w:rPr>
           <w:sz w:val="20"/>
         </w:rPr>
-        <w:t>- La dernière fois que vous avez acheté Feuilles de  Haricot est table et semble exister dans les modalités, prière de prendre attache avec le QG pour plus d'explication afin de la classer bien.  La dernière fois que vous avez acheté Feuilles de patate est table et semble exister dans les modalités, prière de prendre attache avec le QG pour plus d'explication afin de la classer bien.  La dernière fois que vous avez acheté Gombo frais est table et semble exister dans les modalités, prière de prendre attache avec le QG pour plus d'explication afin de la classer bien.  La dernière fois que vous avez acheté Poireau est table et semble exister dans les modalités, prière de prendre attache avec le QG pour plus d'explication afin de la classer bien. Attention ! Le prix unitaire d'achat (37.5 Fcfa) de Cube alimentaire (Maggi, Jumbo, ) en Cube (Petit) est relativement élevé par rapport aux autres prix observés dans cette zone. Prière de corriger ou de confirmer avec le QG. Avertissement!!! Le ménage a consommé 11 Sachets Moyen de Sucre en poudre , cette quantité semble anormale pour une consommation des 7 derniers jours.Prière de corriger ou de confirmer avec le QG. Avertissement!!! Le ménage a consommé 7 Paquet Petit de Thé en sachet, cette quantité semble anormale pour une consommation des 7 derniers jours.Prière de corriger ou de confirmer avec le QG. Avertissement!! le prix unitaire (125 Fcfa) de Thé en sachet (unité: Paquet) de taille Petit est très faible ou élevé. Prière de corriger ou de confirmer avec le QG. Attention ! Le prix unitaire d'achat (125 Fcfa) de Thé en sachet en Paquet (Petit) est relativement élevé par rapport aux autres prix observés dans cette zone. Prière de corriger ou de confirmer avec le QG. Incohérence!! Dans ce ménage, chaque individus consomme par jour 20.95615 Kg  de cereale; Prière de revoir les quantités prises de ces produits. Incohérence!! Dans ce ménage, chaque individus consomme par jour 20.95615 Kg  de cereale; Prière de revoir les quantités prises de ces produits. Incohérence!! Dans ce ménage, chaque individus consomme par jour 20.95615 Kg  de cereale; Prière de revoir les quantités prises de ces produits.</w:t>
+        <w:t>- La dernière fois que vous avez acheté Feuilles de  Haricot est table et semble exister dans les modalités, prière de prendre attache avec le QG pour plus d'explication afin de la classer bien.  La dernière fois que vous avez acheté Feuilles de patate est table et semble exister dans les modalités, prière de prendre attache avec le QG pour plus d'explication afin de la classer bien.  La dernière fois que vous avez acheté Gombo frais est table et semble exister dans les modalités, prière de prendre attache avec le QG pour plus d'explication afin de la classer bien.  La dernière fois que vous avez acheté Poireau est table et semble exister dans les modalités, prière de prendre attache avec le QG pour plus d'explication afin de la classer bien. Attention ! Le prix unitaire d'achat (37.5 Fcfa) de Cube alimentaire (Maggi, Jumbo, ) en Cube (Petit) est relativement élevé par rapport aux autres prix observés dans cette zone. Prière de corriger ou de confirmer avec le QG. Avertissement!!! Le ménage a consommé 11 Sachets Moyen de Sucre en poudre , cette quantité semble anormale pour une consommation des 7 derniers jours.Prière de corriger ou de confirmer avec le QG. Avertissement!!! Le ménage a consommé 7 Paquet Petit de Thé en sachet, cette quantité semble anormale pour une consommation des 7 derniers jours.Prière de corriger ou de confirmer avec le QG. Avertissement!! le prix unitaire (125 Fcfa) de Thé en sachet (unité: Paquet) de taille Petit est très faible ou élevé. Prière de corriger ou de confirmer avec le QG. Attention ! Le prix unitaire d'achat (125 Fcfa) de Thé en sachet en Paquet (Petit) est relativement élevé par rapport aux autres prix observés dans cette zone. Prière de corriger ou de confirmer avec le QG. Incohérence!! Dans ce ménage, chaque individus consomme par jour 33.82703 Kg  de cereale; Prière de revoir les quantités prises de ces produits. Incohérence!! Dans ce ménage, chaque individus consomme par jour 33.82703 Kg  de cereale; Prière de revoir les quantités prises de ces produits. Incohérence!! Dans ce ménage, chaque individus consomme par jour 33.82703 Kg  de cereale; Prière de revoir les quantités prises de ces produits.</w:t>
       </w:r>
     </w:p>
     <w:p>
@@ -2192,7 +2192,7 @@
         <w:rPr>
           <w:sz w:val="20"/>
         </w:rPr>
-        <w:t>- Il est obligatoire de prendre les coordonnées Gps avant d'administrer le questionnaire. Prière de prendre les coordonnées GPS.</w:t>
+        <w:t>- Le questionnaire semble ne pas être complètement fini mais le questionnaire est en statut complet, prière de compléter le questionnaire. Il est obligatoire de prendre les coordonnées Gps avant d'administrer le questionnaire. Prière de prendre les coordonnées GPS.</w:t>
       </w:r>
     </w:p>
     <w:p>
@@ -2336,7 +2336,7 @@
         <w:rPr>
           <w:sz w:val="20"/>
         </w:rPr>
-        <w:t>- La dernière fois que vous avez acheté Aubergine sauvage  est Tablier et semble exister dans les modalités, prière de prendre attache avec le QG pour plus d'explication afin de la classer bien.  La dernière fois que vous avez acheté Feuilles de  Haricot est Tablier et semble exister dans les modalités, prière de prendre attache avec le QG pour plus d'explication afin de la classer bien.  La dernière fois que vous avez acheté Gombo frais est Tablier et semble exister dans les modalités, prière de prendre attache avec le QG pour plus d'explication afin de la classer bien.  La dernière fois que vous avez acheté Piment frais est Tablier et semble exister dans les modalités, prière de prendre attache avec le QG pour plus d'explication afin de la classer bien.  La dernière fois que vous avez acheté Poireau est Tablier et semble exister dans les modalités, prière de prendre attache avec le QG pour plus d'explication afin de la classer bien.  La dernière fois que vous avez acheté Poisson de mer séché (yayeboye) est Tablier et semble exister dans les modalités, prière de prendre attache avec le QG pour plus d'explication afin de la classer bien.  La dernière fois que vous avez acheté Poisson frais type 11 est Tablier et semble exister dans les modalités, prière de prendre attache avec le QG pour plus d'explication afin de la classer bien.  La dernière fois que vous avez acheté Poivron frais est Tablier et semble exister dans les modalités, prière de prendre attache avec le QG pour plus d'explication afin de la classer bien.  La dernière fois que vous avez acheté Pâte d'arachide est Tablier et semble exister dans les modalités, prière de prendre attache avec le QG pour plus d'explication afin de la classer bien. Attention ! Le prix unitaire d'achat (125 Fcfa) de Tomate fraîche en Tas (Petit) est relativement élevé par rapport aux autres prix observés dans cette zone. Prière de corriger ou de confirmer avec le QG.  La dernière fois que vous avez acheté Tomate fraîche est Tablier et semble exister dans les modalités, prière de prendre attache avec le QG pour plus d'explication afin de la classer bien. Attention ! Le prix unitaire d'achat (500 Fcfa) de Mayonnaise en Sachets (Moyen) est relativement élevé par rapport aux autres prix observés dans cette zone. Prière de corriger ou de confirmer avec le QG. Attention ! Le prix unitaire d'achat (700 Fcfa) de Autres huiles alimentaires n.d.a. (maïs, palmiste, tournesol, coco, lait de vache, etc.) en Litre (taille unique) est relativement faible par rapport aux autres prix observés dans cette zone. Prière de corriger ou de confirmer avec le QG. Avertissement!!! Le ménage a consommé 42 Cuillère Tres petit de Miel, cette quantité semble anormale pour une consommation des 7 derniers jours.Prière de corriger ou de confirmer avec le QG.  La dernière fois que vous avez acheté Miel est dans une autre localité et semble exister dans les modalités, prière de prendre attache avec le QG pour plus d'explication afin de la classer bien. Avertissement!!! Le ménage a consommé 7 Paquet Petit de Thé en sachet, cette quantité semble anormale pour une consommation des 7 derniers jours.Prière de corriger ou de confirmer avec le QG. Avertissement!! le prix unitaire (100 Fcfa) de Thé en sachet (unité: Paquet) de taille Petit est très faible ou élevé. Prière de corriger ou de confirmer avec le QG. Incohérence!! Dans ce ménage, chaque individus consomme par jour 28.28125 Kg  de cereale; Prière de revoir les quantités prises de ces produits.</w:t>
+        <w:t>- La dernière fois que vous avez acheté Aubergine sauvage  est Tablier et semble exister dans les modalités, prière de prendre attache avec le QG pour plus d'explication afin de la classer bien.  La dernière fois que vous avez acheté Feuilles de  Haricot est Tablier et semble exister dans les modalités, prière de prendre attache avec le QG pour plus d'explication afin de la classer bien.  La dernière fois que vous avez acheté Gombo frais est Tablier et semble exister dans les modalités, prière de prendre attache avec le QG pour plus d'explication afin de la classer bien.  La dernière fois que vous avez acheté Piment frais est Tablier et semble exister dans les modalités, prière de prendre attache avec le QG pour plus d'explication afin de la classer bien.  La dernière fois que vous avez acheté Poireau est Tablier et semble exister dans les modalités, prière de prendre attache avec le QG pour plus d'explication afin de la classer bien.  La dernière fois que vous avez acheté Poisson de mer séché (yayeboye) est Tablier et semble exister dans les modalités, prière de prendre attache avec le QG pour plus d'explication afin de la classer bien.  La dernière fois que vous avez acheté Poisson frais type 11 est Tablier et semble exister dans les modalités, prière de prendre attache avec le QG pour plus d'explication afin de la classer bien.  La dernière fois que vous avez acheté Poivron frais est Tablier et semble exister dans les modalités, prière de prendre attache avec le QG pour plus d'explication afin de la classer bien.  La dernière fois que vous avez acheté Pâte d'arachide est Tablier et semble exister dans les modalités, prière de prendre attache avec le QG pour plus d'explication afin de la classer bien.  La dernière fois que vous avez acheté Tomate fraîche est Tablier et semble exister dans les modalités, prière de prendre attache avec le QG pour plus d'explication afin de la classer bien. Attention ! Le prix unitaire d'achat (500 Fcfa) de Mayonnaise en Sachets (Moyen) est relativement élevé par rapport aux autres prix observés dans cette zone. Prière de corriger ou de confirmer avec le QG. Avertissement!!! Le ménage a consommé 42 Cuillère Tres petit de Miel, cette quantité semble anormale pour une consommation des 7 derniers jours.Prière de corriger ou de confirmer avec le QG.  La dernière fois que vous avez acheté Miel est dans une autre localité et semble exister dans les modalités, prière de prendre attache avec le QG pour plus d'explication afin de la classer bien. Avertissement!!! Le ménage a consommé 7 Paquet Petit de Thé en sachet, cette quantité semble anormale pour une consommation des 7 derniers jours.Prière de corriger ou de confirmer avec le QG. Avertissement!! le prix unitaire (100 Fcfa) de Thé en sachet (unité: Paquet) de taille Petit est très faible ou élevé. Prière de corriger ou de confirmer avec le QG. Incohérence!! Dans ce ménage, chaque individus consomme par jour 47.86161 Kg  de cereale; Prière de revoir les quantités prises de ces produits.</w:t>
       </w:r>
     </w:p>
     <w:p>
@@ -2785,7 +2785,7 @@
         <w:rPr>
           <w:sz w:val="20"/>
         </w:rPr>
-        <w:t>- Le questionnaire semble ne pas être complètement fini mais le questionnaire est en statut complet, prière de compléter le questionnaire. Il est obligatoire de prendre les coordonnées Gps avant d'administrer le questionnaire. Prière de prendre les coordonnées GPS.</w:t>
+        <w:t>- Il est obligatoire de prendre les coordonnées Gps avant d'administrer le questionnaire. Prière de prendre les coordonnées GPS.</w:t>
       </w:r>
     </w:p>
     <w:p>
@@ -2944,7 +2944,7 @@
         <w:rPr>
           <w:sz w:val="20"/>
         </w:rPr>
-        <w:t>- Attention ! Le prix unitaire d'achat (150 Fcfa) de Concentré de tomate en Sachets industriel (Petit) est relativement élevé par rapport aux autres prix observés dans cette zone. Prière de corriger ou de confirmer avec le QG. Attention ! Le prix unitaire d'achat (200 Fcfa) de Feuilles de  Haricot en Tas (Moyen) est relativement élevé par rapport aux autres prix observés dans cette zone. Prière de corriger ou de confirmer avec le QG. Attention ! Le prix unitaire d'achat (500 Fcfa) de Sel en Sachets (Moyen) est relativement élevé par rapport aux autres prix observés dans cette zone. Prière de corriger ou de confirmer avec le QG. Attention ! Soupçons de quantité anormale! Le ménage de CHEIKH ABABACAR DIAGNE SANE avec une taille de 8 personnes a consommé 5 Kg en taille unique de Oignon frais qui est relativement élevé comme consommation par rapport à la condition de vie des autres ménages de même taille dans cette zone. Prière de corriger ou de confirmer avec le QG. Avertissement!!! Le ménage a consommé 21 Paquet Petit de Thé en sachet, cette quantité semble anormale pour une consommation des 7 derniers jours.Prière de corriger ou de confirmer avec le QG. Avertissement!! le prix unitaire (100 Fcfa) de Thé en sachet (unité: Paquet) de taille Petit est très faible ou élevé. Prière de corriger ou de confirmer avec le QG. Attention ! Soupçons de quantité anormale! Le ménage de CHEIKH ABABACAR DIAGNE SANE avec une taille de 8 personnes a consommé 21 Paquet en Petit de Thé en sachet qui est relativement élevé comme consommation par rapport à la condition de vie des autres ménages de même taille dans cette zone. Prière de corriger ou de confirmer avec le QG. Avertissement!!! Le ménage a consommé 28 Pièce Petit de Caramel, bonbons, confiseries, etc., cette quantité semble anormale pour une consommation des 7 derniers jours.Prière de corriger ou de confirmer avec le QG. Avertissement!!! Le ménage a consommé 28 Sachets Petit de Sucre en poudre , cette quantité semble anormale pour une consommation des 7 derniers jours.Prière de corriger ou de confirmer avec le QG. Incohérence!! Dans ce ménage, chaque individus consomme par jour .6339286 Kg  de cereale; Prière de revoir les quantités prises de ces produits. Incohérence!! Dans ce ménage, chaque individus consomme par jour .6339286 Kg  de cereale; Prière de revoir les quantités prises de ces produits. Incohérence!! Dans ce ménage, chaque individus consomme par jour .6339286 Kg  de cereale; Prière de revoir les quantités prises de ces produits. Attention ! Soupçons de quantité anormale! Le ménage de CHEIKH ABABACAR DIAGNE SANE avec une taille de 8 personnes a consommé 31.5 Kg en taille unique de Riz importé parfumé qui est relativement élevé comme consommation par rapport à la condition de vie des autres ménages de même taille dans cette zone. Prière de corriger ou de confirmer avec le QG.</w:t>
+        <w:t>- Attention ! Le prix unitaire d'achat (100 Fcfa) de Aubergine sauvage  en Pièce (Petit) est relativement élevé par rapport aux autres prix observés dans cette zone. Prière de corriger ou de confirmer avec le QG. Attention ! Le prix unitaire d'achat (150 Fcfa) de Concentré de tomate en Sachets industriel (Petit) est relativement élevé par rapport aux autres prix observés dans cette zone. Prière de corriger ou de confirmer avec le QG. Attention ! Le prix unitaire d'achat (200 Fcfa) de Feuilles de  Haricot en Tas (Moyen) est relativement élevé par rapport aux autres prix observés dans cette zone. Prière de corriger ou de confirmer avec le QG. Attention ! Soupçons de quantité anormale! Le ménage de CHEIKH ABABACAR DIAGNE SANE avec une taille de 8 personnes a consommé 5 Kg en taille unique de Oignon frais qui est relativement élevé comme consommation par rapport à la condition de vie des autres ménages de même taille dans cette zone. Prière de corriger ou de confirmer avec le QG. Avertissement!!! Le ménage a consommé 21 Paquet Petit de Thé en sachet, cette quantité semble anormale pour une consommation des 7 derniers jours.Prière de corriger ou de confirmer avec le QG. Avertissement!! le prix unitaire (100 Fcfa) de Thé en sachet (unité: Paquet) de taille Petit est très faible ou élevé. Prière de corriger ou de confirmer avec le QG. Attention ! Soupçons de quantité anormale! Le ménage de CHEIKH ABABACAR DIAGNE SANE avec une taille de 8 personnes a consommé 21 Paquet en Petit de Thé en sachet qui est relativement élevé comme consommation par rapport à la condition de vie des autres ménages de même taille dans cette zone. Prière de corriger ou de confirmer avec le QG. Avertissement!!! Le ménage a consommé 28 Pièce Petit de Caramel, bonbons, confiseries, etc., cette quantité semble anormale pour une consommation des 7 derniers jours.Prière de corriger ou de confirmer avec le QG. Avertissement!!! Le ménage a consommé 28 Sachets Petit de Sucre en poudre , cette quantité semble anormale pour une consommation des 7 derniers jours.Prière de corriger ou de confirmer avec le QG. Incohérence!! Dans ce ménage, chaque individus consomme par jour .6339286 Kg  de cereale; Prière de revoir les quantités prises de ces produits. Incohérence!! Dans ce ménage, chaque individus consomme par jour .6339286 Kg  de cereale; Prière de revoir les quantités prises de ces produits. Incohérence!! Dans ce ménage, chaque individus consomme par jour .6339286 Kg  de cereale; Prière de revoir les quantités prises de ces produits. Attention ! Soupçons de quantité anormale! Le ménage de CHEIKH ABABACAR DIAGNE SANE avec une taille de 8 personnes a consommé 31.5 Kg en taille unique de Riz importé parfumé qui est relativement élevé comme consommation par rapport à la condition de vie des autres ménages de même taille dans cette zone. Prière de corriger ou de confirmer avec le QG.</w:t>
       </w:r>
     </w:p>
     <w:p>
@@ -3010,27 +3010,6 @@
           <w:sz w:val="20"/>
         </w:rPr>
         <w:t>- Peu plausible! le montant de la dépense pour Frais de confection et de réparation de vêtements homme: ensemble, pantalon, chemise, réparation, location vêtement, etc. semble faible. Veuillez, s'il vous plaît, confirmer cette information avec le QG ou la corriger.</w:t>
-      </w:r>
-    </w:p>
-    <w:p>
-      <w:r>
-        <w:rPr>
-          <w:b/>
-          <w:color w:val="4672C4"/>
-          <w:sz w:val="22"/>
-        </w:rPr>
-        <w:t>&gt;&gt; Section12 - Actifs du menage</w:t>
-      </w:r>
-    </w:p>
-    <w:p>
-      <w:pPr>
-        <w:ind w:left="283"/>
-      </w:pPr>
-      <w:r>
-        <w:rPr>
-          <w:sz w:val="20"/>
-        </w:rPr>
-        <w:t>- Attention ! Moto/Vélomoteur/Tricycle à moteur a été revendu à 400000 Fcfa qui est relativement élevé par rapport aux autres prix de revente observés dans cette zone. Prière de corriger ou de confirmer avec le QG.</w:t>
       </w:r>
     </w:p>
     <w:p>
@@ -3435,7 +3414,7 @@
         <w:rPr>
           <w:sz w:val="20"/>
         </w:rPr>
-        <w:t>- Il est obligatoire de prendre les coordonnées Gps avant d'administrer le questionnaire. Prière de prendre les coordonnées GPS.</w:t>
+        <w:t>- Le questionnaire semble ne pas être complètement fini mais le questionnaire est en statut complet, prière de compléter le questionnaire. Il est obligatoire de prendre les coordonnées Gps avant d'administrer le questionnaire. Prière de prendre les coordonnées GPS.</w:t>
       </w:r>
     </w:p>
     <w:p>
@@ -3560,7 +3539,7 @@
         <w:rPr>
           <w:sz w:val="20"/>
         </w:rPr>
-        <w:t>- La dernière fois que vous avez acheté Arachides grillées décortiquées est Domicile du vendeur et semble exister dans les modalités, prière de prendre attache avec le QG pour plus d'explication afin de la classer bien.  La dernière fois que vous avez acheté Aubergine   est Tablier et semble exister dans les modalités, prière de prendre attache avec le QG pour plus d'explication afin de la classer bien.  La dernière fois que vous avez acheté Aubergine sauvage  est Tablier et semble exister dans les modalités, prière de prendre attache avec le QG pour plus d'explication afin de la classer bien.  La dernière fois que vous avez acheté Capitaine frais est Tablier et semble exister dans les modalités, prière de prendre attache avec le QG pour plus d'explication afin de la classer bien.  La dernière fois que vous avez acheté Carotte est Tablier et semble exister dans les modalités, prière de prendre attache avec le QG pour plus d'explication afin de la classer bien.  La dernière fois que vous avez acheté Choux est Tablier et semble exister dans les modalités, prière de prendre attache avec le QG pour plus d'explication afin de la classer bien.  La dernière fois que vous avez acheté Feuilles de  Haricot est Tablier et semble exister dans les modalités, prière de prendre attache avec le QG pour plus d'explication afin de la classer bien.  La dernière fois que vous avez acheté Gombo frais est Tablier et semble exister dans les modalités, prière de prendre attache avec le QG pour plus d'explication afin de la classer bien.  La dernière fois que vous avez acheté Huile de palme brute est Tablier et semble exister dans les modalités, prière de prendre attache avec le QG pour plus d'explication afin de la classer bien.  La dernière fois que vous avez acheté Manioc en cossettes est Tablier et semble exister dans les modalités, prière de prendre attache avec le QG pour plus d'explication afin de la classer bien.  La dernière fois que vous avez acheté Patate douce est Tablier et semble exister dans les modalités, prière de prendre attache avec le QG pour plus d'explication afin de la classer bien.  La dernière fois que vous avez acheté Piment frais est Tablier et semble exister dans les modalités, prière de prendre attache avec le QG pour plus d'explication afin de la classer bien.  La dernière fois que vous avez acheté Poivron frais est Tablier et semble exister dans les modalités, prière de prendre attache avec le QG pour plus d'explication afin de la classer bien.  La dernière fois que vous avez acheté Soumbala (moutarde africaine) est Tablier et semble exister dans les modalités, prière de prendre attache avec le QG pour plus d'explication afin de la classer bien.  La dernière fois que vous avez acheté Tomate fraîche est Tablier et semble exister dans les modalités, prière de prendre attache avec le QG pour plus d'explication afin de la classer bien. Attention ! Le prix unitaire d'achat (900 Fcfa) de Autres huiles alimentaires n.d.a. (maïs, palmiste, tournesol, coco, lait de vache, etc.) en Litre (taille unique) est relativement faible par rapport aux autres prix observés dans cette zone. Prière de corriger ou de confirmer avec le QG. Avertissement!!! Le ménage a consommé 7 Paquet Petit de Thé en sachet, cette quantité semble anormale pour une consommation des 7 derniers jours.Prière de corriger ou de confirmer avec le QG. Avertissement!! le prix unitaire (100 Fcfa) de Thé en sachet (unité: Paquet) de taille Petit est très faible ou élevé. Prière de corriger ou de confirmer avec le QG. Incohérence!! Dans ce ménage, chaque individus consomme par jour 28.41357 Kg  de cereale; Prière de revoir les quantités prises de ces produits. Le prix d'achat unitaire (1 Fcfa) de Mayonnaise en Sachets de taille Petit  est invraisemblable, prière de regarder les reponses prises dans les questions s07bq07a s07bq07b s07bq07c s07bq08 pour mieux corriger. Attention ! Le prix unitaire d'achat (1 Fcfa) de Mayonnaise en Sachets (Petit) est relativement faible par rapport aux autres prix observés dans cette zone. Prière de corriger ou de confirmer avec le QG.</w:t>
+        <w:t>- La dernière fois que vous avez acheté Arachides grillées décortiquées est Domicile du vendeur et semble exister dans les modalités, prière de prendre attache avec le QG pour plus d'explication afin de la classer bien.  La dernière fois que vous avez acheté Aubergine   est Tablier et semble exister dans les modalités, prière de prendre attache avec le QG pour plus d'explication afin de la classer bien.  La dernière fois que vous avez acheté Aubergine sauvage  est Tablier et semble exister dans les modalités, prière de prendre attache avec le QG pour plus d'explication afin de la classer bien.  La dernière fois que vous avez acheté Capitaine frais est Tablier et semble exister dans les modalités, prière de prendre attache avec le QG pour plus d'explication afin de la classer bien.  La dernière fois que vous avez acheté Carotte est Tablier et semble exister dans les modalités, prière de prendre attache avec le QG pour plus d'explication afin de la classer bien.  La dernière fois que vous avez acheté Choux est Tablier et semble exister dans les modalités, prière de prendre attache avec le QG pour plus d'explication afin de la classer bien.  La dernière fois que vous avez acheté Gombo frais est Tablier et semble exister dans les modalités, prière de prendre attache avec le QG pour plus d'explication afin de la classer bien.  La dernière fois que vous avez acheté Huile de palme brute est Tablier et semble exister dans les modalités, prière de prendre attache avec le QG pour plus d'explication afin de la classer bien.  La dernière fois que vous avez acheté Manioc en cossettes est Tablier et semble exister dans les modalités, prière de prendre attache avec le QG pour plus d'explication afin de la classer bien.  La dernière fois que vous avez acheté Patate douce est Tablier et semble exister dans les modalités, prière de prendre attache avec le QG pour plus d'explication afin de la classer bien.  La dernière fois que vous avez acheté Piment frais est Tablier et semble exister dans les modalités, prière de prendre attache avec le QG pour plus d'explication afin de la classer bien.  La dernière fois que vous avez acheté Poivron frais est Tablier et semble exister dans les modalités, prière de prendre attache avec le QG pour plus d'explication afin de la classer bien.  La dernière fois que vous avez acheté Soumbala (moutarde africaine) est Tablier et semble exister dans les modalités, prière de prendre attache avec le QG pour plus d'explication afin de la classer bien.  La dernière fois que vous avez acheté Tomate fraîche est Tablier et semble exister dans les modalités, prière de prendre attache avec le QG pour plus d'explication afin de la classer bien. Attention ! Le prix unitaire d'achat (50 Fcfa) de Feuilles de  Haricot en Tas (Petit) est relativement faible par rapport aux autres prix observés dans cette zone. Prière de corriger ou de confirmer avec le QG.  La dernière fois que vous avez acheté Feuilles de  Haricot est Tablier et semble exister dans les modalités, prière de prendre attache avec le QG pour plus d'explication afin de la classer bien. Avertissement!!! Le ménage a consommé 7 Paquet Petit de Thé en sachet, cette quantité semble anormale pour une consommation des 7 derniers jours.Prière de corriger ou de confirmer avec le QG. Avertissement!! le prix unitaire (100 Fcfa) de Thé en sachet (unité: Paquet) de taille Petit est très faible ou élevé. Prière de corriger ou de confirmer avec le QG. Incohérence!! Dans ce ménage, chaque individus consomme par jour 53.86661 Kg  de cereale; Prière de revoir les quantités prises de ces produits. Le prix d'achat unitaire (1 Fcfa) de Mayonnaise en Sachets de taille Petit  est invraisemblable, prière de regarder les reponses prises dans les questions s07bq07a s07bq07b s07bq07c s07bq08 pour mieux corriger. Attention ! Le prix unitaire d'achat (1 Fcfa) de Mayonnaise en Sachets (Petit) est relativement faible par rapport aux autres prix observés dans cette zone. Prière de corriger ou de confirmer avec le QG.</w:t>
       </w:r>
     </w:p>
     <w:p>
@@ -4694,7 +4673,7 @@
         <w:rPr>
           <w:sz w:val="20"/>
         </w:rPr>
-        <w:t>- La dernière fois que vous avez acheté Arachides pilées est Tablier et semble exister dans les modalités, prière de prendre attache avec le QG pour plus d'explication afin de la classer bien.  La dernière fois que vous avez acheté Aubergine sauvage  est Tablier et semble exister dans les modalités, prière de prendre attache avec le QG pour plus d'explication afin de la classer bien.  La dernière fois que vous avez acheté Carpe séchée est Tablier et semble exister dans les modalités, prière de prendre attache avec le QG pour plus d'explication afin de la classer bien.  La dernière fois que vous avez acheté Crevettes séchées est Tablier et semble exister dans les modalités, prière de prendre attache avec le QG pour plus d'explication afin de la classer bien.  La dernière fois que vous avez acheté Escargots est Tablier et semble exister dans les modalités, prière de prendre attache avec le QG pour plus d'explication afin de la classer bien.  La dernière fois que vous avez acheté Feuilles de  Haricot est Tablier et semble exister dans les modalités, prière de prendre attache avec le QG pour plus d'explication afin de la classer bien.  La dernière fois que vous avez acheté Gombo frais est Tablier et semble exister dans les modalités, prière de prendre attache avec le QG pour plus d'explication afin de la classer bien.  La dernière fois que vous avez acheté Huile de palme brute est Tablier et semble exister dans les modalités, prière de prendre attache avec le QG pour plus d'explication afin de la classer bien.  La dernière fois que vous avez acheté Piment frais est Tablier et semble exister dans les modalités, prière de prendre attache avec le QG pour plus d'explication afin de la classer bien.  La dernière fois que vous avez acheté Poireau est Tablier et semble exister dans les modalités, prière de prendre attache avec le QG pour plus d'explication afin de la classer bien.  La dernière fois que vous avez acheté Poisson frais type 11 est tablier et semble exister dans les modalités, prière de prendre attache avec le QG pour plus d'explication afin de la classer bien.  La dernière fois que vous avez acheté Poivron frais est Tablier et semble exister dans les modalités, prière de prendre attache avec le QG pour plus d'explication afin de la classer bien.  La dernière fois que vous avez acheté Pâte d'arachide est Tablier et semble exister dans les modalités, prière de prendre attache avec le QG pour plus d'explication afin de la classer bien.  La dernière fois que vous avez acheté Soumbala (moutarde africaine) est Tablier et semble exister dans les modalités, prière de prendre attache avec le QG pour plus d'explication afin de la classer bien.  La dernière fois que vous avez acheté Tomate fraîche est Tablier et semble exister dans les modalités, prière de prendre attache avec le QG pour plus d'explication afin de la classer bien. Attention ! Le prix unitaire d'achat (300 Fcfa) de Poisson de mer séché (yayeboye) en Tas (Petit) est relativement faible par rapport aux autres prix observés dans cette zone. Prière de corriger ou de confirmer avec le QG.  La dernière fois que vous avez acheté Poisson de mer séché (yayeboye) est Tablier et semble exister dans les modalités, prière de prendre attache avec le QG pour plus d'explication afin de la classer bien. Avertissement!!! Le ménage a consommé 14 Paquet Petit de Caramel, bonbons, confiseries, etc., cette quantité semble anormale pour une consommation des 7 derniers jours.Prière de corriger ou de confirmer avec le QG. Avertissement!!! Le ménage a consommé 7 Paquet Petit de Thé en sachet, cette quantité semble anormale pour une consommation des 7 derniers jours.Prière de corriger ou de confirmer avec le QG. Avertissement!! le prix unitaire (100 Fcfa) de Thé en sachet (unité: Paquet) de taille Petit est très faible ou élevé. Prière de corriger ou de confirmer avec le QG. Difficile de consommer le Sel en Tas Petit prière de verifier. Incohérence!! Dans ce ménage, chaque individus consomme par jour 22.06095 Kg  de cereale; Prière de revoir les quantités prises de ces produits. Incohérence!! Dans ce ménage, chaque individus consomme par jour 22.06095 Kg  de cereale; Prière de revoir les quantités prises de ces produits.</w:t>
+        <w:t>- La dernière fois que vous avez acheté Arachides pilées est Tablier et semble exister dans les modalités, prière de prendre attache avec le QG pour plus d'explication afin de la classer bien.  La dernière fois que vous avez acheté Aubergine sauvage  est Tablier et semble exister dans les modalités, prière de prendre attache avec le QG pour plus d'explication afin de la classer bien.  La dernière fois que vous avez acheté Carpe séchée est Tablier et semble exister dans les modalités, prière de prendre attache avec le QG pour plus d'explication afin de la classer bien.  La dernière fois que vous avez acheté Crevettes séchées est Tablier et semble exister dans les modalités, prière de prendre attache avec le QG pour plus d'explication afin de la classer bien.  La dernière fois que vous avez acheté Escargots est Tablier et semble exister dans les modalités, prière de prendre attache avec le QG pour plus d'explication afin de la classer bien.  La dernière fois que vous avez acheté Feuilles de  Haricot est Tablier et semble exister dans les modalités, prière de prendre attache avec le QG pour plus d'explication afin de la classer bien.  La dernière fois que vous avez acheté Gombo frais est Tablier et semble exister dans les modalités, prière de prendre attache avec le QG pour plus d'explication afin de la classer bien.  La dernière fois que vous avez acheté Huile de palme brute est Tablier et semble exister dans les modalités, prière de prendre attache avec le QG pour plus d'explication afin de la classer bien.  La dernière fois que vous avez acheté Piment frais est Tablier et semble exister dans les modalités, prière de prendre attache avec le QG pour plus d'explication afin de la classer bien.  La dernière fois que vous avez acheté Poireau est Tablier et semble exister dans les modalités, prière de prendre attache avec le QG pour plus d'explication afin de la classer bien.  La dernière fois que vous avez acheté Poisson frais type 11 est tablier et semble exister dans les modalités, prière de prendre attache avec le QG pour plus d'explication afin de la classer bien.  La dernière fois que vous avez acheté Poivron frais est Tablier et semble exister dans les modalités, prière de prendre attache avec le QG pour plus d'explication afin de la classer bien.  La dernière fois que vous avez acheté Pâte d'arachide est Tablier et semble exister dans les modalités, prière de prendre attache avec le QG pour plus d'explication afin de la classer bien.  La dernière fois que vous avez acheté Soumbala (moutarde africaine) est Tablier et semble exister dans les modalités, prière de prendre attache avec le QG pour plus d'explication afin de la classer bien.  La dernière fois que vous avez acheté Tomate fraîche est Tablier et semble exister dans les modalités, prière de prendre attache avec le QG pour plus d'explication afin de la classer bien. Attention ! Le prix unitaire d'achat (300 Fcfa) de Poisson de mer séché (yayeboye) en Tas (Petit) est relativement faible par rapport aux autres prix observés dans cette zone. Prière de corriger ou de confirmer avec le QG.  La dernière fois que vous avez acheté Poisson de mer séché (yayeboye) est Tablier et semble exister dans les modalités, prière de prendre attache avec le QG pour plus d'explication afin de la classer bien. Avertissement!!! Le ménage a consommé 14 Paquet Petit de Caramel, bonbons, confiseries, etc., cette quantité semble anormale pour une consommation des 7 derniers jours.Prière de corriger ou de confirmer avec le QG. Avertissement!!! Le ménage a consommé 7 Paquet Petit de Thé en sachet, cette quantité semble anormale pour une consommation des 7 derniers jours.Prière de corriger ou de confirmer avec le QG. Avertissement!! le prix unitaire (100 Fcfa) de Thé en sachet (unité: Paquet) de taille Petit est très faible ou élevé. Prière de corriger ou de confirmer avec le QG. Difficile de consommer le Sel en Tas Petit prière de verifier. Incohérence!! Dans ce ménage, chaque individus consomme par jour 38.16512 Kg  de cereale; Prière de revoir les quantités prises de ces produits. Incohérence!! Dans ce ménage, chaque individus consomme par jour 38.16512 Kg  de cereale; Prière de revoir les quantités prises de ces produits. Attention ! Le prix unitaire d'achat (17000 Fcfa) de Riz local Gambiaka en Sac (50 Kg) (taille unique) est relativement élevé par rapport aux autres prix observés dans cette zone. Prière de corriger ou de confirmer avec le QG.</w:t>
       </w:r>
     </w:p>
     <w:p>
@@ -5135,7 +5114,7 @@
         <w:rPr>
           <w:sz w:val="20"/>
         </w:rPr>
-        <w:t>- Le questionnaire semble ne pas être complètement fini mais le questionnaire est en statut complet, prière de compléter le questionnaire. Il est obligatoire de prendre les coordonnées Gps avant d'administrer le questionnaire. Prière de prendre les coordonnées GPS.</w:t>
+        <w:t>- Il est obligatoire de prendre les coordonnées Gps avant d'administrer le questionnaire. Prière de prendre les coordonnées GPS.</w:t>
       </w:r>
     </w:p>
     <w:p>
@@ -5250,7 +5229,7 @@
         <w:rPr>
           <w:sz w:val="20"/>
         </w:rPr>
-        <w:t>- Attention ! Le prix unitaire d'achat (200 Fcfa) de Aubergine sauvage  en Pièce (Petit) est relativement élevé par rapport aux autres prix observés dans cette zone. Prière de corriger ou de confirmer avec le QG. Attention ! Le prix unitaire d'achat (200 Fcfa) de Tomate fraîche en Tas (Petit) est relativement élevé par rapport aux autres prix observés dans cette zone. Prière de corriger ou de confirmer avec le QG. Attention ! Le prix unitaire d'achat (500 Fcfa) de Sel en Sachets (Moyen) est relativement élevé par rapport aux autres prix observés dans cette zone. Prière de corriger ou de confirmer avec le QG. Le prix d'achat unitaire (6 Fcfa) de Oignon frais en Kg de taille  taille unique  est très faible, prière de regarder les reponses prises dans les questions s07bq07a s07bq07b s07bq07c s07bq08 pour mieux corriger. Attention ! Le prix unitaire d'achat (6 Fcfa) de Oignon frais en Kg (taille unique) est relativement faible par rapport aux autres prix observés dans cette zone. Prière de corriger ou de confirmer avec le QG.</w:t>
+        <w:t>- Attention ! Le prix unitaire d'achat (200 Fcfa) de Aubergine   en Pièce (Petit) est relativement élevé par rapport aux autres prix observés dans cette zone. Prière de corriger ou de confirmer avec le QG. Attention ! Le prix unitaire d'achat (200 Fcfa) de Aubergine sauvage  en Pièce (Petit) est relativement élevé par rapport aux autres prix observés dans cette zone. Prière de corriger ou de confirmer avec le QG. Attention ! Le prix unitaire d'achat (200 Fcfa) de Tomate fraîche en Tas (Petit) est relativement élevé par rapport aux autres prix observés dans cette zone. Prière de corriger ou de confirmer avec le QG. Attention ! Le prix unitaire d'achat (2560 Fcfa) de Poisson frais type 11 en Kg (taille unique) est relativement élevé par rapport aux autres prix observés dans cette zone. Prière de corriger ou de confirmer avec le QG. Le prix d'achat unitaire (6 Fcfa) de Oignon frais en Kg de taille  taille unique  est très faible, prière de regarder les reponses prises dans les questions s07bq07a s07bq07b s07bq07c s07bq08 pour mieux corriger. Attention ! Le prix unitaire d'achat (6 Fcfa) de Oignon frais en Kg (taille unique) est relativement faible par rapport aux autres prix observés dans cette zone. Prière de corriger ou de confirmer avec le QG.</w:t>
       </w:r>
     </w:p>
     <w:p>
@@ -5724,27 +5703,6 @@
           <w:color w:val="4672C4"/>
           <w:sz w:val="22"/>
         </w:rPr>
-        <w:t>&gt;&gt; Section0 - Identification et renseignements de controle</w:t>
-      </w:r>
-    </w:p>
-    <w:p>
-      <w:pPr>
-        <w:ind w:left="283"/>
-      </w:pPr>
-      <w:r>
-        <w:rPr>
-          <w:sz w:val="20"/>
-        </w:rPr>
-        <w:t>- Le questionnaire semble ne pas être complètement fini mais le questionnaire est en statut complet, prière de compléter le questionnaire.</w:t>
-      </w:r>
-    </w:p>
-    <w:p>
-      <w:r>
-        <w:rPr>
-          <w:b/>
-          <w:color w:val="4672C4"/>
-          <w:sz w:val="22"/>
-        </w:rPr>
         <w:t>&gt;&gt; Section1 - Caracteristiques des membres</w:t>
       </w:r>
     </w:p>
@@ -5915,7 +5873,7 @@
         <w:rPr>
           <w:sz w:val="20"/>
         </w:rPr>
-        <w:t>- Avertissement!!! Le ménage a consommé 14 Cuillère Petit de Chocolat pâte à tartiner, cette quantité semble anormale pour une consommation des 7 derniers jours.Prière de corriger ou de confirmer avec le QG. Avertissement!!! Le ménage a consommé 14 Paquet Petit de Thé en sachet, cette quantité semble anormale pour une consommation des 7 derniers jours.Prière de corriger ou de confirmer avec le QG. Avertissement!! le prix unitaire (100 Fcfa) de Thé en sachet (unité: Paquet) de taille Petit est très faible ou élevé. Prière de corriger ou de confirmer avec le QG. Avertissement!!! Le ménage a consommé 14 Sachets Petit de Sucre en poudre , cette quantité semble anormale pour une consommation des 7 derniers jours.Prière de corriger ou de confirmer avec le QG. Attention ! Le prix unitaire d'achat (2100 Fcfa) de Sucre en poudre  en Sachets (Petit) est relativement élevé par rapport aux autres prix observés dans cette zone. Prière de corriger ou de confirmer avec le QG.</w:t>
+        <w:t>- Attention ! Soupçons de quantité anormale! Le ménage de KAOUSSOU DIEDHIOU avec une taille de 5 personnes a consommé 14 Sachets industriel en Petit de Café en poudre soluble qui est relativement élevé comme consommation par rapport à la condition de vie des autres ménages de même taille dans cette zone. Prière de corriger ou de confirmer avec le QG. Avertissement!!! Le ménage a consommé 14 Cuillère Petit de Chocolat pâte à tartiner, cette quantité semble anormale pour une consommation des 7 derniers jours.Prière de corriger ou de confirmer avec le QG. Avertissement!!! Le ménage a consommé 14 Paquet Petit de Thé en sachet, cette quantité semble anormale pour une consommation des 7 derniers jours.Prière de corriger ou de confirmer avec le QG. Avertissement!! le prix unitaire (100 Fcfa) de Thé en sachet (unité: Paquet) de taille Petit est très faible ou élevé. Prière de corriger ou de confirmer avec le QG. Avertissement!!! Le ménage a consommé 14 Sachets Petit de Sucre en poudre , cette quantité semble anormale pour une consommation des 7 derniers jours.Prière de corriger ou de confirmer avec le QG. Attention ! Le prix unitaire d'achat (2100 Fcfa) de Sucre en poudre  en Sachets (Petit) est relativement élevé par rapport aux autres prix observés dans cette zone. Prière de corriger ou de confirmer avec le QG.</w:t>
       </w:r>
     </w:p>
     <w:p>
@@ -6293,7 +6251,7 @@
         <w:rPr>
           <w:sz w:val="20"/>
         </w:rPr>
-        <w:t>- Le questionnaire semble ne pas être complètement fini mais le questionnaire est en statut complet, prière de compléter le questionnaire. Il est obligatoire de prendre les coordonnées Gps avant d'administrer le questionnaire. Prière de prendre les coordonnées GPS.</w:t>
+        <w:t>- Il est obligatoire de prendre les coordonnées Gps avant d'administrer le questionnaire. Prière de prendre les coordonnées GPS.</w:t>
       </w:r>
     </w:p>
     <w:p>
@@ -6420,7 +6378,7 @@
         <w:rPr>
           <w:sz w:val="20"/>
         </w:rPr>
-        <w:t>- Attention ! Le prix unitaire d'achat (25 Fcfa) de Moutarde en Sachets industriel (Petit) est relativement faible par rapport aux autres prix observés dans cette zone. Prière de corriger ou de confirmer avec le QG. Attention ! Le prix unitaire d'achat (25 Fcfa) de Piment frais en Pièce (Petit) est relativement faible par rapport aux autres prix observés dans cette zone. Prière de corriger ou de confirmer avec le QG. Attention ! Le prix unitaire d'achat (500 Fcfa) de Sel en Sachets (Moyen) est relativement élevé par rapport aux autres prix observés dans cette zone. Prière de corriger ou de confirmer avec le QG. Attention ! Le prix unitaire d'achat (800 Fcfa) de Oignon frais en Kg (taille unique) est relativement élevé par rapport aux autres prix observés dans cette zone. Prière de corriger ou de confirmer avec le QG. Avertissement!!! Le ménage a consommé 12 Pièce Petit de Caramel, bonbons, confiseries, etc., cette quantité semble anormale pour une consommation des 7 derniers jours.Prière de corriger ou de confirmer avec le QG. Avertissement!!! Le ménage a consommé 2 Paquet Petit de Thé en sachet, cette quantité semble anormale pour une consommation des 7 derniers jours.Prière de corriger ou de confirmer avec le QG. Avertissement!! le prix unitaire (100 Fcfa) de Thé en sachet (unité: Paquet) de taille Petit est très faible ou élevé. Prière de corriger ou de confirmer avec le QG.</w:t>
+        <w:t>- Attention ! Le prix unitaire d'achat (25 Fcfa) de Moutarde en Sachets industriel (Petit) est relativement faible par rapport aux autres prix observés dans cette zone. Prière de corriger ou de confirmer avec le QG. Attention ! Le prix unitaire d'achat (800 Fcfa) de Oignon frais en Kg (taille unique) est relativement élevé par rapport aux autres prix observés dans cette zone. Prière de corriger ou de confirmer avec le QG. Avertissement!!! Le ménage a consommé 12 Pièce Petit de Caramel, bonbons, confiseries, etc., cette quantité semble anormale pour une consommation des 7 derniers jours.Prière de corriger ou de confirmer avec le QG. Avertissement!!! Le ménage a consommé 2 Paquet Petit de Thé en sachet, cette quantité semble anormale pour une consommation des 7 derniers jours.Prière de corriger ou de confirmer avec le QG. Avertissement!! le prix unitaire (100 Fcfa) de Thé en sachet (unité: Paquet) de taille Petit est très faible ou élevé. Prière de corriger ou de confirmer avec le QG.</w:t>
       </w:r>
     </w:p>
     <w:p>
@@ -6840,7 +6798,7 @@
         <w:rPr>
           <w:sz w:val="20"/>
         </w:rPr>
-        <w:t>- Le questionnaire semble ne pas être complètement fini mais le questionnaire est en statut complet, prière de compléter le questionnaire. Il est obligatoire de prendre les coordonnées Gps avant d'administrer le questionnaire. Prière de prendre les coordonnées GPS.</w:t>
+        <w:t>- Il est obligatoire de prendre les coordonnées Gps avant d'administrer le questionnaire. Prière de prendre les coordonnées GPS.</w:t>
       </w:r>
     </w:p>
     <w:p>
@@ -6968,7 +6926,7 @@
         <w:rPr>
           <w:sz w:val="20"/>
         </w:rPr>
-        <w:t>- La dernière fois que vous avez acheté Aubergine sauvage  est table et semble exister dans les modalités, prière de prendre attache avec le QG pour plus d'explication afin de la classer bien.  La dernière fois que vous avez acheté Carotte est table et semble exister dans les modalités, prière de prendre attache avec le QG pour plus d'explication afin de la classer bien.  La dernière fois que vous avez acheté Choux est table et semble exister dans les modalités, prière de prendre attache avec le QG pour plus d'explication afin de la classer bien.  La dernière fois que vous avez acheté Concombre est table et semble exister dans les modalités, prière de prendre attache avec le QG pour plus d'explication afin de la classer bien.  La dernière fois que vous avez acheté Feuilles de  Haricot est table et semble exister dans les modalités, prière de prendre attache avec le QG pour plus d'explication afin de la classer bien.  La dernière fois que vous avez acheté Gombo frais est table et semble exister dans les modalités, prière de prendre attache avec le QG pour plus d'explication afin de la classer bien.  La dernière fois que vous avez acheté Manioc en tubercules est table et semble exister dans les modalités, prière de prendre attache avec le QG pour plus d'explication afin de la classer bien.  La dernière fois que vous avez acheté Piment frais est table et semble exister dans les modalités, prière de prendre attache avec le QG pour plus d'explication afin de la classer bien.  La dernière fois que vous avez acheté Poivron frais est table et semble exister dans les modalités, prière de prendre attache avec le QG pour plus d'explication afin de la classer bien.  La dernière fois que vous avez acheté Tomate fraîche est table et semble exister dans les modalités, prière de prendre attache avec le QG pour plus d'explication afin de la classer bien. Attention ! Soupçons de quantité anormale! Le ménage de mamadou aliou ba avec une taille de 5 personnes a consommé 4 Kg en taille unique de Oignon frais qui est relativement élevé comme consommation par rapport à la condition de vie des autres ménages de même taille dans cette zone. Prière de corriger ou de confirmer avec le QG. Avertissement!!! Le ménage a consommé 3 Cuillère Moyen de Pâte d'arachide, cette quantité semble anormale pour une consommation des 7 derniers jours. Etes vous sur d'avoir selectionner la bonne unitée ? prière de verifier et corriger. Incohérence!! Dans ce ménage, chaque individus consomme par jour 46.93543 Kg  de cereale; Prière de revoir les quantités prises de ces produits.</w:t>
+        <w:t>- La dernière fois que vous avez acheté Aubergine sauvage  est table et semble exister dans les modalités, prière de prendre attache avec le QG pour plus d'explication afin de la classer bien.  La dernière fois que vous avez acheté Carotte est table et semble exister dans les modalités, prière de prendre attache avec le QG pour plus d'explication afin de la classer bien.  La dernière fois que vous avez acheté Choux est table et semble exister dans les modalités, prière de prendre attache avec le QG pour plus d'explication afin de la classer bien.  La dernière fois que vous avez acheté Concombre est table et semble exister dans les modalités, prière de prendre attache avec le QG pour plus d'explication afin de la classer bien.  La dernière fois que vous avez acheté Feuilles de  Haricot est table et semble exister dans les modalités, prière de prendre attache avec le QG pour plus d'explication afin de la classer bien.  La dernière fois que vous avez acheté Gombo frais est table et semble exister dans les modalités, prière de prendre attache avec le QG pour plus d'explication afin de la classer bien.  La dernière fois que vous avez acheté Manioc en tubercules est table et semble exister dans les modalités, prière de prendre attache avec le QG pour plus d'explication afin de la classer bien.  La dernière fois que vous avez acheté Piment frais est table et semble exister dans les modalités, prière de prendre attache avec le QG pour plus d'explication afin de la classer bien.  La dernière fois que vous avez acheté Poivron frais est table et semble exister dans les modalités, prière de prendre attache avec le QG pour plus d'explication afin de la classer bien.  La dernière fois que vous avez acheté Tomate fraîche est table et semble exister dans les modalités, prière de prendre attache avec le QG pour plus d'explication afin de la classer bien. Attention ! Le prix unitaire d'achat (1300 Fcfa) de Cube alimentaire (Maggi, Jumbo, ) en Tablette (Moyen) est relativement faible par rapport aux autres prix observés dans cette zone. Prière de corriger ou de confirmer avec le QG. Attention ! Le prix unitaire d'achat (25 Fcfa) de Piment séché en Sachets (Petit) est relativement faible par rapport aux autres prix observés dans cette zone. Prière de corriger ou de confirmer avec le QG. Attention ! Le prix unitaire d'achat (2500 Fcfa) de Poisson frais type 11 en Kg (taille unique) est relativement élevé par rapport aux autres prix observés dans cette zone. Prière de corriger ou de confirmer avec le QG. Attention ! Soupçons de quantité anormale! Le ménage de mamadou aliou ba avec une taille de 5 personnes a consommé 4 Kg en taille unique de Oignon frais qui est relativement élevé comme consommation par rapport à la condition de vie des autres ménages de même taille dans cette zone. Prière de corriger ou de confirmer avec le QG. Avertissement!!! Le ménage a consommé 3 Cuillère Moyen de Pâte d'arachide, cette quantité semble anormale pour une consommation des 7 derniers jours. Etes vous sur d'avoir selectionner la bonne unitée ? prière de verifier et corriger. Incohérence!! Dans ce ménage, chaque individus consomme par jour 120.9246 Kg  de cereale; Prière de revoir les quantités prises de ces produits.</w:t>
       </w:r>
     </w:p>
     <w:p>
@@ -7436,7 +7394,7 @@
         </w:rPr>
         <w:t xml:space="preserve">- Attention ! Le frais de scolarité (5500 Fcfa) de ousmane diallo en 6ème année de Primaire est relativement élevé par rapport aux autres frais de scolarités observés dans cette zone. Prière de corriger ou de confirmer avec le QG. </w:t>
         <w:br/>
-        <w:t xml:space="preserve">- Peu probable! alpha diallo  n'arrive pas  à comprendre un petit texte lu dans une langue locale (s02q03). Veuillez corriger ou donner des explications au QG. La raison principale que alpha diallo n'a pas été à l'école entre 2024/2025 est n’est pas encore entrée a l’ecole et semble exister dans les modalités, prière de prendre attache avec le QG pour plus d'explication afin de la classer bien. </w:t>
+        <w:t xml:space="preserve">- Peu probable! alpha diallo  n'arrive pas  à comprendre un petit texte lu dans une langue locale (s02q03). Veuillez corriger ou donner des explications au QG. La raison principale que alpha diallo n'a pas fait des études dans une école formelle est n’est pas encore entrée a l’école et semble exister dans les modalités, prière de prendre attache avec le QG pour plus d'explication afin de la classer bien. </w:t>
         <w:br/>
         <w:t xml:space="preserve">- Peu probable! amadou diallo  n'arrive pas  à comprendre un petit texte lu dans une langue locale (s02q03). Veuillez corriger ou donner des explications au QG. </w:t>
         <w:br/>
@@ -7528,7 +7486,7 @@
         <w:rPr>
           <w:sz w:val="20"/>
         </w:rPr>
-        <w:t>- La dernière fois que vous avez acheté Aubergine sauvage  est propre commerce et semble exister dans les modalités, prière de prendre attache avec le QG pour plus d'explication afin de la classer bien.  La dernière fois que vous avez acheté Carotte est propre commerce et semble exister dans les modalités, prière de prendre attache avec le QG pour plus d'explication afin de la classer bien.  La dernière fois que vous avez acheté Choux est propre commerce et semble exister dans les modalités, prière de prendre attache avec le QG pour plus d'explication afin de la classer bien.  La dernière fois que vous avez acheté Citron est table et semble exister dans les modalités, prière de prendre attache avec le QG pour plus d'explication afin de la classer bien.  La dernière fois que vous avez acheté Concentré de tomate est propre commerce et semble exister dans les modalités, prière de prendre attache avec le QG pour plus d'explication afin de la classer bien.  La dernière fois que vous avez acheté Escargots est propre commerce et semble exister dans les modalités, prière de prendre attache avec le QG pour plus d'explication afin de la classer bien.  La dernière fois que vous avez acheté Feuilles de  Haricot est propre commerce et semble exister dans les modalités, prière de prendre attache avec le QG pour plus d'explication afin de la classer bien.  La dernière fois que vous avez acheté Gombo frais est propre commerce et semble exister dans les modalités, prière de prendre attache avec le QG pour plus d'explication afin de la classer bien.  La dernière fois que vous avez acheté Huile de palme brute est propre commerce et semble exister dans les modalités, prière de prendre attache avec le QG pour plus d'explication afin de la classer bien.  La dernière fois que vous avez acheté Oignon frais est propre commerce et semble exister dans les modalités, prière de prendre attache avec le QG pour plus d'explication afin de la classer bien.  La dernière fois que vous avez acheté Piment frais est propre commerce et semble exister dans les modalités, prière de prendre attache avec le QG pour plus d'explication afin de la classer bien.  La dernière fois que vous avez acheté Poivron frais est propre commerce et semble exister dans les modalités, prière de prendre attache avec le QG pour plus d'explication afin de la classer bien.  La dernière fois que vous avez acheté Pâte d'arachide est propre commerce et semble exister dans les modalités, prière de prendre attache avec le QG pour plus d'explication afin de la classer bien.  La dernière fois que vous avez acheté Silure séché est propre commerce et semble exister dans les modalités, prière de prendre attache avec le QG pour plus d'explication afin de la classer bien. Avertissement!!! Le ménage a consommé 17 Paquet Petit de Thé en sachet, cette quantité semble anormale pour une consommation des 7 derniers jours.Prière de corriger ou de confirmer avec le QG. Avertissement!! le prix unitaire (125 Fcfa) de Thé en sachet (unité: Paquet) de taille Petit est très faible ou élevé. Prière de corriger ou de confirmer avec le QG. Attention ! Le prix unitaire d'achat (125 Fcfa) de Thé en sachet en Paquet (Petit) est relativement élevé par rapport aux autres prix observés dans cette zone. Prière de corriger ou de confirmer avec le QG. Incohérence!! Dans ce ménage, chaque individus consomme par jour 30.55755 Kg  de cereale; Prière de revoir les quantités prises de ces produits. Incohérence!! Dans ce ménage, chaque individus consomme par jour 30.55755 Kg  de cereale; Prière de revoir les quantités prises de ces produits.</w:t>
+        <w:t>- La dernière fois que vous avez acheté Citron est table et semble exister dans les modalités, prière de prendre attache avec le QG pour plus d'explication afin de la classer bien.  La dernière fois que vous avez acheté Huile de palme brute est propre commerce et semble exister dans les modalités, prière de prendre attache avec le QG pour plus d'explication afin de la classer bien. Avertissement!!! Le ménage a consommé 17 Paquet Petit de Thé en sachet, cette quantité semble anormale pour une consommation des 7 derniers jours.Prière de corriger ou de confirmer avec le QG. Avertissement!! le prix unitaire (125 Fcfa) de Thé en sachet (unité: Paquet) de taille Petit est très faible ou élevé. Prière de corriger ou de confirmer avec le QG. Attention ! Le prix unitaire d'achat (125 Fcfa) de Thé en sachet en Paquet (Petit) est relativement élevé par rapport aux autres prix observés dans cette zone. Prière de corriger ou de confirmer avec le QG. Attention ! Soupçons de quantité anormale! Le ménage de amadou diallo avec une taille de 7 personnes a consommé 17 Paquet en Petit de Thé en sachet qui est relativement élevé comme consommation par rapport à la condition de vie des autres ménages de même taille dans cette zone. Prière de corriger ou de confirmer avec le QG. Incohérence!! Dans ce ménage, chaque individus consomme par jour 54.44653 Kg  de cereale; Prière de revoir les quantités prises de ces produits. Incohérence!! Dans ce ménage, chaque individus consomme par jour 54.44653 Kg  de cereale; Prière de revoir les quantités prises de ces produits.</w:t>
       </w:r>
     </w:p>
     <w:p>
@@ -7571,29 +7529,6 @@
           <w:sz w:val="20"/>
         </w:rPr>
         <w:t>- La dernière fois que vous avez acheté Bois de chauffe ramassé/coupé (estimer la valeur) est ramasser et semble exister dans les modalités, prière de prendre attache avec le QG pour plus d'explication afin de la classer bien.</w:t>
-      </w:r>
-    </w:p>
-    <w:p>
-      <w:r>
-        <w:rPr>
-          <w:b/>
-          <w:color w:val="4672C4"/>
-          <w:sz w:val="22"/>
-        </w:rPr>
-        <w:t>&gt;&gt; Section10b - caracteristiques entreprise non agricole</w:t>
-      </w:r>
-    </w:p>
-    <w:p>
-      <w:pPr>
-        <w:ind w:left="283"/>
-      </w:pPr>
-      <w:r>
-        <w:rPr>
-          <w:sz w:val="20"/>
-        </w:rPr>
-        <w:t xml:space="preserve">- Le montant dépensé de L'entreprise vente de produits alimentaire pour l'achat de ces marchandises revendues en état, sans transformation ne peut être supérieur aux montants obtenus sur la revente de marchandises achetées et revendues en état au cours des 30 derniers jours ou durant le dernier mois où l'entreprise a fonctionné (s10q47 &gt; s10q46), prière de corriger. </w:t>
-        <w:br/>
-        <w:t>- Le montant dépensé de L'entreprise vente de taro pour l'achat de ces marchandises revendues en état, sans transformation ne peut être supérieur aux montants obtenus sur la revente de marchandises achetées et revendues en état au cours des 30 derniers jours ou durant le dernier mois où l'entreprise a fonctionné (s10q47 &gt; s10q46), prière de corriger.</w:t>
       </w:r>
     </w:p>
     <w:p>
